--- a/public/FunniFin_Manuale_Utente.docx
+++ b/public/FunniFin_Manuale_Utente.docx
@@ -3580,6 +3580,115 @@
     </w:p>
     <w:p>
       <w:pPr>
+        <w:pStyle w:val="Heading3"/>
+      </w:pPr>
+      <w:r>
+        <w:t>Aggiungere un nuovo workshop a catalogo</w:t>
+      </w:r>
+    </w:p>
+    <w:p>
+      <w:r>
+        <w:t>Oggi il workshop vendibile si aggiunge dal Google Sheet collegato, nel tab CatalogWorkshops. La console FunniFin lo rilegge dalla vista Catalogo Sheet: Canva resta una reference visuale, mentre il dato operativo è lo Sheet.</w:t>
+      </w:r>
+    </w:p>
+    <w:p>
+      <w:pPr>
+        <w:pStyle w:val="Heading3"/>
+      </w:pPr>
+      <w:r>
+        <w:t>Procedura operativa</w:t>
+      </w:r>
+    </w:p>
+    <w:p>
+      <w:pPr>
+        <w:pStyle w:val="ListBullet"/>
+      </w:pPr>
+      <w:r>
+        <w:t>Apri FunniFin &gt; Catalogo &gt; Catalogo Sheet e usa Apri Sheet per raggiungere il file Google collegato.</w:t>
+      </w:r>
+    </w:p>
+    <w:p>
+      <w:pPr>
+        <w:pStyle w:val="ListBullet"/>
+      </w:pPr>
+      <w:r>
+        <w:t>Nel tab CatalogWorkshops aggiungi una nuova riga, oppure duplica un workshop simile e cambia almeno id, titolo, descrizioni e prezzi.</w:t>
+      </w:r>
+    </w:p>
+    <w:p>
+      <w:pPr>
+        <w:pStyle w:val="ListBullet"/>
+      </w:pPr>
+      <w:r>
+        <w:t>Compila i campi obbligatori: id univoco, topicId, themeId, title, short, long, durationOptions, formatOptions, level, target, participants, price1h, price2h, packageAvailable, customAvailable, customExtra, masterSlide, experts, state e active.</w:t>
+      </w:r>
+    </w:p>
+    <w:p>
+      <w:pPr>
+        <w:pStyle w:val="ListBullet"/>
+      </w:pPr>
+      <w:r>
+        <w:t>Verifica che topicId esista nel tab CatalogTopics e che themeId appartenga a quell’ambito; se la relazione non torna, la vista Catalogo segnala una correlazione rotta.</w:t>
+      </w:r>
+    </w:p>
+    <w:p>
+      <w:pPr>
+        <w:pStyle w:val="ListBullet"/>
+      </w:pPr>
+      <w:r>
+        <w:t>Usa valori coerenti con l’app: durationOptions = 1h e/o 2h separati da virgola; formatOptions = live, webinar e/o ibrido; level = base, intermedio o avanzato; state = attivo per pubblicarlo.</w:t>
+      </w:r>
+    </w:p>
+    <w:p>
+      <w:pPr>
+        <w:pStyle w:val="ListBullet"/>
+      </w:pPr>
+      <w:r>
+        <w:t>Imposta active su TRUE per renderlo vendibile. Se devi prepararlo senza mostrarlo al Cliente, usa active = FALSE o state = nascosto.</w:t>
+      </w:r>
+    </w:p>
+    <w:p>
+      <w:pPr>
+        <w:pStyle w:val="ListBullet"/>
+      </w:pPr>
+      <w:r>
+        <w:t>Torna in app e premi Ricarica catalogo Sheet. Il conteggio workshop vendibili deve aumentare e la nuova card deve comparire sotto l’ambito corretto.</w:t>
+      </w:r>
+    </w:p>
+    <w:p>
+      <w:pPr>
+        <w:pStyle w:val="Heading3"/>
+      </w:pPr>
+      <w:r>
+        <w:t>Controlli finali</w:t>
+      </w:r>
+    </w:p>
+    <w:p>
+      <w:pPr>
+        <w:pStyle w:val="ListBullet"/>
+      </w:pPr>
+      <w:r>
+        <w:t>Apri la vista Cliente, seleziona lo stesso ambito/tema e verifica che il workshop appaia nel catalogo filtrabile con prezzo, durata e formato corretti.</w:t>
+      </w:r>
+    </w:p>
+    <w:p>
+      <w:pPr>
+        <w:pStyle w:val="ListBullet"/>
+      </w:pPr>
+      <w:r>
+        <w:t>Se il workshop ha una presentazione operativa, vai in Catalogo &gt; Slide Drive e collega o verifica il file indicato in masterSlide.</w:t>
+      </w:r>
+    </w:p>
+    <w:p>
+      <w:pPr>
+        <w:pStyle w:val="ListBullet"/>
+      </w:pPr>
+      <w:r>
+        <w:t>Se lo Sheet è stato aggiornato ma l’app non cambia, controlla sessione FunniFin, deploy Apps Script e che listCatalogWorkshops risponda dal Google backend.</w:t>
+      </w:r>
+    </w:p>
+    <w:p>
+      <w:pPr>
         <w:pStyle w:val="Heading2"/>
       </w:pPr>
       <w:r>
@@ -11391,6 +11500,20 @@
         <w:t>Brand può vedere coda, revisionare deck, approvare, chiedere modifiche, caricare nuova versione e abilitare deck Calendar.</w:t>
       </w:r>
     </w:p>
+    <w:p/>
+    <w:p/>
+    <w:p/>
+    <w:p/>
+    <w:p/>
+    <w:p/>
+    <w:p/>
+    <w:p/>
+    <w:p/>
+    <w:p/>
+    <w:p/>
+    <w:p/>
+    <w:p/>
+    <w:p/>
     <w:sectPr>
       <w:footerReference w:type="default" r:id="rId9"/>
       <w:headerReference w:type="default" r:id="rId21"/>
